--- a/course_development/active_inference_es/02_our_bodies/05_action/output/lab-protocols/05_action-lab.docx
+++ b/course_development/active_inference_es/02_our_bodies/05_action/output/lab-protocols/05_action-lab.docx
@@ -14,7 +14,7 @@
     </w:p>
     <w:p>
       <w:r>
-        <w:t>To practice "Action" (Moving) by copying exactly what you see "Perception").</w:t>
+        <w:t>Practice Action (Moving) by copying exactly what you see (Perception) in a mirror game with a partner!</w:t>
       </w:r>
     </w:p>
     <w:p>
@@ -24,51 +24,70 @@
     </w:p>
     <w:p>
       <w:r>
-        <w:t>A partner (friend or parent).   Steps</w:t>
+        <w:t>A partner (friend or parent)  Some space to move around   Steps</w:t>
       </w:r>
     </w:p>
     <w:p>
       <w:r>
-        <w:t>1. The Mirror</w:t>
+        <w:t>1. Pick Roles</w:t>
       </w:r>
     </w:p>
     <w:p>
       <w:r>
-        <w:t>Stand face-to-face.</w:t>
-        <w:br/>
-        <w:t>Decide who is the "Person" and who is the "Mirror."</w:t>
-        <w:br/>
-        <w:t>The Person moves slowly (lifts an arm, tilts head).</w:t>
-        <w:br/>
-        <w:t>The Mirror must do the EXACT same thing at the EXACT same time.</w:t>
+        <w:t>Stand face-to-face with your partner. Decide who is the "Leader" (the Person) and who is the "Mirror" (the Copier).</w:t>
       </w:r>
     </w:p>
     <w:p>
       <w:r>
-        <w:t>2. The Switch</w:t>
+        <w:t>2. Slow Mirror</w:t>
       </w:r>
     </w:p>
     <w:p>
       <w:r>
-        <w:t>Switch roles!</w:t>
+        <w:t>The Leader moves very slowly: lift an arm, tilt your head, wiggle your fingers.</w:t>
         <w:br/>
-        <w:t>Now YOU are the Person. Move weirdly!</w:t>
-        <w:br/>
-        <w:t>Can your Mirror keep up?</w:t>
+        <w:t>The Mirror must do the EXACT same thing at the EXACT same time, like a real mirror!</w:t>
       </w:r>
     </w:p>
     <w:p>
       <w:r>
-        <w:t>3. Fast Mode</w:t>
+        <w:t>(Example: Leader lifts right hand. Mirror lifts left hand -- because mirrors flip!)</w:t>
       </w:r>
     </w:p>
     <w:p>
       <w:r>
-        <w:t>Move faster! Jump! Wiggle!</w:t>
+        <w:t>3. Speed Up</w:t>
+      </w:r>
+    </w:p>
+    <w:p>
+      <w:r>
+        <w:t>The Leader starts moving faster. Can the Mirror keep up?</w:t>
         <w:br/>
-        <w:t>Does the Mirror make mistakes?</w:t>
+        <w:t>Try jumping, crouching, making funny faces!</w:t>
+      </w:r>
+    </w:p>
+    <w:p>
+      <w:r>
+        <w:t>4. Switch Roles</w:t>
+      </w:r>
+    </w:p>
+    <w:p>
+      <w:r>
+        <w:t>Now switch! The Mirror becomes the Leader.</w:t>
         <w:br/>
-        <w:t>It takes time for the signals to go Brain -&gt; Nerve -&gt; Muscle!</w:t>
+        <w:t>Is it easier to lead or to follow?</w:t>
+      </w:r>
+    </w:p>
+    <w:p>
+      <w:r>
+        <w:t>5. Double Challenge</w:t>
+      </w:r>
+    </w:p>
+    <w:p>
+      <w:r>
+        <w:t>Both of you try to be the Mirror AND the Leader at the same time. Move together without deciding who leads!</w:t>
+        <w:br/>
+        <w:t>This is really hard because both brains have to See and Move at the same time.</w:t>
       </w:r>
     </w:p>
     <w:p>
@@ -78,12 +97,23 @@
     </w:p>
     <w:p>
       <w:r>
-        <w:t>Round  Was I the Mirror?  Was it hard?      Slow  Yes  Easy    Fast  Yes  Hard! My brain got confused!     What We Learned</w:t>
+        <w:t>*</w:t>
       </w:r>
     </w:p>
     <w:p>
       <w:r>
-        <w:t>Moving takes brain power. Copying someone else takes even MORE brain power because you have to See (Perceive) and Move (Act) at the same time.</w:t>
+        <w:t>Write your response here  *</w:t>
+        <w:br/>
+        <w:t>When I was the Mirror, the hardest move to copy was: ___</w:t>
+        <w:br/>
+        <w:t>When I was the Leader, I tried to trick my partner by: ___</w:t>
+        <w:br/>
+        <w:t>The funniest moment was: ___</w:t>
+      </w:r>
+    </w:p>
+    <w:p>
+      <w:r>
+        <w:t>Round  My Role  Was It Hard?      Slow  Mirror     Fast  Mirror     Slow  Leader     Fast  Leader      What We Learned</w:t>
       </w:r>
     </w:p>
     <w:sectPr>
